--- a/Phase 2/Project Report/LLM_Phase_2.docx
+++ b/Phase 2/Project Report/LLM_Phase_2.docx
@@ -4004,6 +4004,7 @@
           <w:docPartUnique/>
         </w:docPartObj>
       </w:sdtPr>
+      <w:sdtEndPr/>
       <w:sdtContent>
         <w:p>
           <w:pPr>
@@ -4604,7 +4605,7 @@
           </w:pPr>
           <w:r>
             <w:lastRenderedPageBreak/>
-            <w:t>UI IMPLEMENTATION AND RESULTS</w:t>
+            <w:t>IMPLEMENTATION AND RESULTS</w:t>
           </w:r>
         </w:p>
         <w:p>
@@ -7659,7 +7660,7 @@
           <w:szCs w:val="28"/>
           <w:lang w:eastAsia="en-IN"/>
         </w:rPr>
-        <w:t xml:space="preserve">Database/Vector Store: FAISS / Pinecone / </w:t>
+        <w:t xml:space="preserve">Database/Vector Store: FAISS / </w:t>
       </w:r>
       <w:proofErr w:type="spellStart"/>
       <w:r>
@@ -7671,6 +7672,14 @@
         <w:t>ChromaDB</w:t>
       </w:r>
       <w:proofErr w:type="spellEnd"/>
+      <w:r>
+        <w:rPr>
+          <w:sz w:val="28"/>
+          <w:szCs w:val="28"/>
+          <w:lang w:eastAsia="en-IN"/>
+        </w:rPr>
+        <w:t xml:space="preserve"> / Oracle 26ai</w:t>
+      </w:r>
     </w:p>
     <w:p>
       <w:pPr>
@@ -7712,7 +7721,15 @@
           <w:szCs w:val="28"/>
           <w:lang w:eastAsia="en-IN"/>
         </w:rPr>
-        <w:t xml:space="preserve"> GPT-4 / Llama 2 / Mistral</w:t>
+        <w:t xml:space="preserve"> GPT-4 / Llama 2 / </w:t>
+      </w:r>
+      <w:r>
+        <w:rPr>
+          <w:sz w:val="28"/>
+          <w:szCs w:val="28"/>
+          <w:lang w:eastAsia="en-IN"/>
+        </w:rPr>
+        <w:t>Cohere</w:t>
       </w:r>
     </w:p>
     <w:p>
@@ -7983,7 +8000,23 @@
           <w:szCs w:val="28"/>
           <w:lang w:val="en-IN"/>
         </w:rPr>
-        <w:t xml:space="preserve"> / FAISS / Pinecone – Vector search for document embeddings</w:t>
+        <w:t xml:space="preserve"> / FAISS / </w:t>
+      </w:r>
+      <w:r>
+        <w:rPr>
+          <w:sz w:val="28"/>
+          <w:szCs w:val="28"/>
+          <w:lang w:val="en-IN"/>
+        </w:rPr>
+        <w:t>Oracle 26ai</w:t>
+      </w:r>
+      <w:r>
+        <w:rPr>
+          <w:sz w:val="28"/>
+          <w:szCs w:val="28"/>
+          <w:lang w:val="en-IN"/>
+        </w:rPr>
+        <w:t xml:space="preserve"> – Vector search for document embeddings</w:t>
       </w:r>
       <w:r>
         <w:rPr>
@@ -9239,6 +9272,7 @@
       </w:pPr>
       <w:r>
         <w:rPr>
+          <w:noProof/>
           <w:sz w:val="24"/>
           <w:szCs w:val="24"/>
           <w:lang w:eastAsia="en-IN"/>
@@ -9316,6 +9350,7 @@
       </w:pPr>
       <w:r>
         <w:rPr>
+          <w:noProof/>
           <w:sz w:val="24"/>
           <w:szCs w:val="24"/>
           <w:lang w:eastAsia="en-IN"/>
@@ -9401,6 +9436,9 @@
         <w:ind w:left="-284" w:hanging="283"/>
       </w:pPr>
       <w:r>
+        <w:rPr>
+          <w:noProof/>
+        </w:rPr>
         <w:drawing>
           <wp:inline distT="0" distB="0" distL="0" distR="0" wp14:anchorId="3017F404" wp14:editId="54D4A1F1">
             <wp:extent cx="7026910" cy="3177540"/>
@@ -10320,15 +10358,7 @@
           <w:sz w:val="28"/>
           <w:szCs w:val="28"/>
         </w:rPr>
-        <w:t xml:space="preserve">This phase emphasizes </w:t>
-      </w:r>
-      <w:proofErr w:type="gramStart"/>
-      <w:r>
-        <w:rPr>
-          <w:sz w:val="28"/>
-          <w:szCs w:val="28"/>
-        </w:rPr>
-        <w:t xml:space="preserve">the </w:t>
+        <w:t>This phase emphasizes the</w:t>
       </w:r>
       <w:r>
         <w:rPr>
@@ -10342,15 +10372,7 @@
           <w:sz w:val="28"/>
           <w:szCs w:val="28"/>
         </w:rPr>
-        <w:t>visual</w:t>
-      </w:r>
-      <w:proofErr w:type="gramEnd"/>
-      <w:r>
-        <w:rPr>
-          <w:sz w:val="28"/>
-          <w:szCs w:val="28"/>
-        </w:rPr>
-        <w:t xml:space="preserve"> layout, workflow planning, and interaction flow between users and system modules. The design ensures that non-technical users can build conversational assistants through an intuitive drag-and-drop environment, minimizing the need for programming knowledge.</w:t>
+        <w:t>visual layout, workflow planning, and interaction flow between users and system modules. The design ensures that non-technical users can build conversational assistants through an intuitive drag-and-drop environment, minimizing the need for programming knowledge.</w:t>
       </w:r>
     </w:p>
     <w:p>
@@ -10719,7 +10741,7 @@
           <w:sz w:val="28"/>
           <w:szCs w:val="28"/>
         </w:rPr>
-        <w:t xml:space="preserve">Future integration will include vector stores such as FAISS, Pinecone, or </w:t>
+        <w:t xml:space="preserve">Future integration will include vector stores such as FAISS, </w:t>
       </w:r>
       <w:proofErr w:type="spellStart"/>
       <w:r>
@@ -10730,6 +10752,13 @@
         <w:t>ChromaDB</w:t>
       </w:r>
       <w:proofErr w:type="spellEnd"/>
+      <w:r>
+        <w:rPr>
+          <w:sz w:val="28"/>
+          <w:szCs w:val="28"/>
+        </w:rPr>
+        <w:t xml:space="preserve"> or Oracle 26ai</w:t>
+      </w:r>
       <w:r>
         <w:rPr>
           <w:sz w:val="28"/>
@@ -12158,7 +12187,10 @@
         </w:rPr>
       </w:pPr>
       <w:r>
-        <w:t xml:space="preserve">                         </w:t>
+        <w:t xml:space="preserve">                        </w:t>
+      </w:r>
+      <w:r>
+        <w:t xml:space="preserve">   </w:t>
       </w:r>
       <w:r>
         <w:rPr>
@@ -12166,7 +12198,7 @@
           <w:b/>
           <w:bCs/>
         </w:rPr>
-        <w:t>UI IMPLEMENTATION AND RESULTS</w:t>
+        <w:t>IMPLEMENTATION AND RESULTS</w:t>
       </w:r>
     </w:p>
     <w:p>
@@ -14006,6 +14038,9 @@
         <w:spacing w:line="360" w:lineRule="auto"/>
       </w:pPr>
       <w:r>
+        <w:rPr>
+          <w:noProof/>
+        </w:rPr>
         <w:lastRenderedPageBreak/>
         <w:drawing>
           <wp:inline distT="0" distB="0" distL="0" distR="0" wp14:anchorId="2BD4C4E2" wp14:editId="60338BD5">
@@ -14056,6 +14091,9 @@
         <w:spacing w:line="360" w:lineRule="auto"/>
       </w:pPr>
       <w:r>
+        <w:rPr>
+          <w:noProof/>
+        </w:rPr>
         <w:lastRenderedPageBreak/>
         <w:drawing>
           <wp:inline distT="0" distB="0" distL="0" distR="0" wp14:anchorId="7AF84CF8" wp14:editId="3D3D7DA9">
@@ -14167,7 +14205,39 @@
           <w:szCs w:val="28"/>
           <w:lang w:val="en-US" w:eastAsia="en-US"/>
         </w:rPr>
-        <w:t xml:space="preserve"> of the proposed low-code framework. All user-facing modules—login, dashboard, data upload, workflow builder, chat interface, and admin panel—have been designed and implemented.</w:t>
+        <w:t xml:space="preserve"> of the proposed low-code framework. All user-facing modules</w:t>
+      </w:r>
+      <w:r>
+        <w:rPr>
+          <w:sz w:val="28"/>
+          <w:szCs w:val="28"/>
+          <w:lang w:val="en-US" w:eastAsia="en-US"/>
+        </w:rPr>
+        <w:t xml:space="preserve"> </w:t>
+      </w:r>
+      <w:r>
+        <w:rPr>
+          <w:sz w:val="28"/>
+          <w:szCs w:val="28"/>
+          <w:lang w:val="en-US" w:eastAsia="en-US"/>
+        </w:rPr>
+        <w:t>login, dashboard, data upload, workflow builder, chat interface, and admin panel</w:t>
+      </w:r>
+      <w:r>
+        <w:rPr>
+          <w:sz w:val="28"/>
+          <w:szCs w:val="28"/>
+          <w:lang w:val="en-US" w:eastAsia="en-US"/>
+        </w:rPr>
+        <w:t xml:space="preserve"> </w:t>
+      </w:r>
+      <w:r>
+        <w:rPr>
+          <w:sz w:val="28"/>
+          <w:szCs w:val="28"/>
+          <w:lang w:val="en-US" w:eastAsia="en-US"/>
+        </w:rPr>
+        <w:t>have been designed and implemented.</w:t>
       </w:r>
       <w:r>
         <w:rPr>
@@ -14196,6 +14266,1333 @@
         </w:rPr>
         <w:t xml:space="preserve"> such as the RAG engine, vector storage, and LLM APIs in Phase-2.</w:t>
       </w:r>
+    </w:p>
+    <w:p>
+      <w:pPr>
+        <w:pStyle w:val="NormalWeb"/>
+        <w:spacing w:line="360" w:lineRule="auto"/>
+        <w:jc w:val="both"/>
+        <w:rPr>
+          <w:sz w:val="28"/>
+          <w:szCs w:val="28"/>
+          <w:lang w:val="en-US" w:eastAsia="en-US"/>
+        </w:rPr>
+      </w:pPr>
+    </w:p>
+    <w:p>
+      <w:pPr>
+        <w:pStyle w:val="NormalWeb"/>
+        <w:spacing w:line="360" w:lineRule="auto"/>
+        <w:jc w:val="both"/>
+        <w:rPr>
+          <w:sz w:val="28"/>
+          <w:szCs w:val="28"/>
+          <w:lang w:val="en-US" w:eastAsia="en-US"/>
+        </w:rPr>
+      </w:pPr>
+    </w:p>
+    <w:p>
+      <w:pPr>
+        <w:pStyle w:val="NormalWeb"/>
+        <w:spacing w:line="360" w:lineRule="auto"/>
+        <w:jc w:val="both"/>
+        <w:rPr>
+          <w:sz w:val="28"/>
+          <w:szCs w:val="28"/>
+          <w:lang w:val="en-US" w:eastAsia="en-US"/>
+        </w:rPr>
+      </w:pPr>
+    </w:p>
+    <w:p>
+      <w:pPr>
+        <w:pStyle w:val="NormalWeb"/>
+        <w:spacing w:line="360" w:lineRule="auto"/>
+        <w:jc w:val="both"/>
+        <w:rPr>
+          <w:sz w:val="28"/>
+          <w:szCs w:val="28"/>
+          <w:lang w:val="en-US" w:eastAsia="en-US"/>
+        </w:rPr>
+      </w:pPr>
+    </w:p>
+    <w:p>
+      <w:pPr>
+        <w:pStyle w:val="Heading2"/>
+        <w:tabs>
+          <w:tab w:val="left" w:pos="726"/>
+        </w:tabs>
+        <w:ind w:left="0"/>
+        <w:rPr>
+          <w:spacing w:val="-2"/>
+        </w:rPr>
+      </w:pPr>
+      <w:r>
+        <w:rPr>
+          <w:spacing w:val="-2"/>
+        </w:rPr>
+        <w:lastRenderedPageBreak/>
+        <w:t xml:space="preserve">4.6 </w:t>
+      </w:r>
+      <w:r>
+        <w:rPr>
+          <w:spacing w:val="-2"/>
+        </w:rPr>
+        <w:t>Backend Implementation</w:t>
+      </w:r>
+    </w:p>
+    <w:p>
+      <w:pPr>
+        <w:widowControl/>
+        <w:autoSpaceDE/>
+        <w:autoSpaceDN/>
+        <w:spacing w:before="100" w:beforeAutospacing="1" w:after="100" w:afterAutospacing="1"/>
+        <w:jc w:val="both"/>
+        <w:rPr>
+          <w:sz w:val="28"/>
+          <w:szCs w:val="28"/>
+        </w:rPr>
+      </w:pPr>
+      <w:r>
+        <w:rPr>
+          <w:sz w:val="28"/>
+          <w:szCs w:val="28"/>
+        </w:rPr>
+        <w:t xml:space="preserve">          </w:t>
+      </w:r>
+      <w:r>
+        <w:rPr>
+          <w:sz w:val="28"/>
+          <w:szCs w:val="28"/>
+        </w:rPr>
+        <w:t xml:space="preserve">  </w:t>
+      </w:r>
+      <w:r>
+        <w:rPr>
+          <w:sz w:val="28"/>
+          <w:szCs w:val="28"/>
+        </w:rPr>
+        <w:t>The second phase of the project focuses on implementing the backend logic of the proposed low-code conversational AI framework. This phase transforms the static UI developed in Phase-1 into a fully functional system capable of processing user inputs, retrieving relevant knowledge, and generating intelligent responses using Retrieval-Augmented Generation (RAG).</w:t>
+      </w:r>
+    </w:p>
+    <w:p>
+      <w:pPr>
+        <w:widowControl/>
+        <w:autoSpaceDE/>
+        <w:autoSpaceDN/>
+        <w:spacing w:before="100" w:beforeAutospacing="1" w:after="100" w:afterAutospacing="1"/>
+        <w:jc w:val="both"/>
+        <w:rPr>
+          <w:sz w:val="28"/>
+          <w:szCs w:val="28"/>
+        </w:rPr>
+      </w:pPr>
+      <w:r>
+        <w:rPr>
+          <w:sz w:val="28"/>
+          <w:szCs w:val="28"/>
+        </w:rPr>
+        <w:t xml:space="preserve">       </w:t>
+      </w:r>
+      <w:r>
+        <w:rPr>
+          <w:sz w:val="28"/>
+          <w:szCs w:val="28"/>
+        </w:rPr>
+        <w:t xml:space="preserve">   </w:t>
+      </w:r>
+      <w:r>
+        <w:rPr>
+          <w:sz w:val="28"/>
+          <w:szCs w:val="28"/>
+        </w:rPr>
+        <w:t xml:space="preserve"> </w:t>
+      </w:r>
+      <w:r>
+        <w:rPr>
+          <w:sz w:val="28"/>
+          <w:szCs w:val="28"/>
+        </w:rPr>
+        <w:t>The backend architecture integrates Oracle APEX with Python-based AI services through REST APIs. It consists of multiple modules including data ingestion, embedding generation, vector storage, retrieval mechanism, and LLM response generation.</w:t>
+      </w:r>
+    </w:p>
+    <w:p>
+      <w:pPr>
+        <w:pStyle w:val="Heading2"/>
+        <w:tabs>
+          <w:tab w:val="left" w:pos="726"/>
+        </w:tabs>
+        <w:ind w:left="0"/>
+        <w:rPr>
+          <w:spacing w:val="-2"/>
+        </w:rPr>
+      </w:pPr>
+      <w:r>
+        <w:rPr>
+          <w:spacing w:val="-2"/>
+        </w:rPr>
+        <w:t>4.6.1 Backend Architecture Overview</w:t>
+      </w:r>
+    </w:p>
+    <w:p>
+      <w:pPr>
+        <w:widowControl/>
+        <w:autoSpaceDE/>
+        <w:autoSpaceDN/>
+        <w:spacing w:before="100" w:beforeAutospacing="1" w:after="100" w:afterAutospacing="1"/>
+        <w:ind w:firstLine="720"/>
+        <w:jc w:val="both"/>
+        <w:rPr>
+          <w:sz w:val="28"/>
+          <w:szCs w:val="28"/>
+        </w:rPr>
+      </w:pPr>
+      <w:r>
+        <w:rPr>
+          <w:sz w:val="28"/>
+          <w:szCs w:val="28"/>
+        </w:rPr>
+        <w:t xml:space="preserve">The backend architecture of the proposed system is designed using a modular and service-oriented approach to ensure scalability, flexibility, and ease of integration. In this architecture, Oracle APEX functions as the frontend interface, enabling users to interact with the system through a low-code environment. The communication between the frontend and backend is facilitated through REST APIs, where </w:t>
+      </w:r>
+      <w:proofErr w:type="spellStart"/>
+      <w:r>
+        <w:rPr>
+          <w:sz w:val="28"/>
+          <w:szCs w:val="28"/>
+        </w:rPr>
+        <w:t>FastAPI</w:t>
+      </w:r>
+      <w:proofErr w:type="spellEnd"/>
+      <w:r>
+        <w:rPr>
+          <w:sz w:val="28"/>
+          <w:szCs w:val="28"/>
+        </w:rPr>
+        <w:t xml:space="preserve"> acts as the middleware layer responsible for handling incoming requests and routing them to the appropriate services.</w:t>
+      </w:r>
+    </w:p>
+    <w:p>
+      <w:pPr>
+        <w:widowControl/>
+        <w:autoSpaceDE/>
+        <w:autoSpaceDN/>
+        <w:spacing w:before="100" w:beforeAutospacing="1" w:after="100" w:afterAutospacing="1"/>
+        <w:ind w:firstLine="720"/>
+        <w:jc w:val="both"/>
+        <w:rPr>
+          <w:sz w:val="28"/>
+          <w:szCs w:val="28"/>
+        </w:rPr>
+      </w:pPr>
+      <w:r>
+        <w:rPr>
+          <w:sz w:val="28"/>
+          <w:szCs w:val="28"/>
+        </w:rPr>
+        <w:t xml:space="preserve">The core processing is performed using Python, which implements the Retrieval-Augmented Generation (RAG) pipeline, including document processing, embedding generation, and retrieval mechanisms. The generated embeddings are stored in a vector database, which supports efficient similarity search operations. For generating intelligent and context-aware responses, the system integrates with external Large Language Model (LLM) APIs. </w:t>
+      </w:r>
+    </w:p>
+    <w:p>
+      <w:pPr>
+        <w:widowControl/>
+        <w:autoSpaceDE/>
+        <w:autoSpaceDN/>
+        <w:spacing w:before="100" w:beforeAutospacing="1" w:after="100" w:afterAutospacing="1"/>
+        <w:ind w:firstLine="720"/>
+        <w:jc w:val="both"/>
+        <w:rPr>
+          <w:sz w:val="28"/>
+          <w:szCs w:val="28"/>
+        </w:rPr>
+      </w:pPr>
+      <w:r>
+        <w:rPr>
+          <w:sz w:val="28"/>
+          <w:szCs w:val="28"/>
+        </w:rPr>
+        <w:t>The overall workflow begins with the user interacting through Oracle APEX, sending a request via REST API to the Python backend, where RAG processing is executed, followed by LLM-based response generation, and finally returning the response back to the APEX user interface for display.</w:t>
+      </w:r>
+    </w:p>
+    <w:p>
+      <w:pPr>
+        <w:pStyle w:val="Heading2"/>
+        <w:tabs>
+          <w:tab w:val="left" w:pos="726"/>
+        </w:tabs>
+        <w:ind w:left="0"/>
+        <w:rPr>
+          <w:spacing w:val="-2"/>
+        </w:rPr>
+      </w:pPr>
+      <w:r>
+        <w:rPr>
+          <w:spacing w:val="-2"/>
+        </w:rPr>
+        <w:t>4.6.2 Data Ingestion and Storage</w:t>
+      </w:r>
+    </w:p>
+    <w:p>
+      <w:pPr>
+        <w:widowControl/>
+        <w:autoSpaceDE/>
+        <w:autoSpaceDN/>
+        <w:spacing w:before="100" w:beforeAutospacing="1" w:after="100" w:afterAutospacing="1"/>
+        <w:ind w:firstLine="720"/>
+        <w:jc w:val="both"/>
+        <w:rPr>
+          <w:sz w:val="28"/>
+          <w:szCs w:val="28"/>
+        </w:rPr>
+      </w:pPr>
+      <w:r>
+        <w:rPr>
+          <w:sz w:val="28"/>
+          <w:szCs w:val="28"/>
+        </w:rPr>
+        <w:t>The data ingestion process begins when users upload documents through the Oracle APEX interface using the file upload component. These documents, which may include formats such as PDF, CSV, and text files, are stored in the Oracle database either as BLOB data or structured records. Once uploaded, the backend system extracts the textual content from these files and performs preprocessing steps such as cleaning, normalization, and removal of unnecessary characters to ensure consistency in further processing.</w:t>
+      </w:r>
+    </w:p>
+    <w:p>
+      <w:pPr>
+        <w:widowControl/>
+        <w:autoSpaceDE/>
+        <w:autoSpaceDN/>
+        <w:spacing w:before="100" w:beforeAutospacing="1" w:after="100" w:afterAutospacing="1"/>
+        <w:ind w:firstLine="720"/>
+        <w:jc w:val="both"/>
+        <w:rPr>
+          <w:sz w:val="28"/>
+          <w:szCs w:val="28"/>
+        </w:rPr>
+      </w:pPr>
+      <w:r>
+        <w:rPr>
+          <w:sz w:val="28"/>
+          <w:szCs w:val="28"/>
+        </w:rPr>
+        <w:lastRenderedPageBreak/>
+        <w:t>After preprocessing, the extracted text is divided into smaller manageable segments known as chunks. This chunking process is essential to handle large documents efficiently and to improve the accuracy of retrieval during query processing. Typically, fixed-size chunks are created with slight overlaps between consecutive segments to preserve contextual continuity and avoid loss of meaning across boundaries.</w:t>
+      </w:r>
+    </w:p>
+    <w:p>
+      <w:pPr>
+        <w:widowControl/>
+        <w:autoSpaceDE/>
+        <w:autoSpaceDN/>
+        <w:spacing w:before="100" w:beforeAutospacing="1" w:after="100" w:afterAutospacing="1"/>
+        <w:ind w:firstLine="720"/>
+        <w:jc w:val="both"/>
+        <w:rPr>
+          <w:sz w:val="28"/>
+          <w:szCs w:val="28"/>
+        </w:rPr>
+      </w:pPr>
+      <w:r>
+        <w:rPr>
+          <w:sz w:val="28"/>
+          <w:szCs w:val="28"/>
+        </w:rPr>
+        <w:t>The processed chunks are then stored along with their associated metadata, such as document identifiers and sequence information, in the database. This structured storage enables efficient mapping between original documents and their corresponding chunks, forming the foundation for subsequent embedding generation and retrieval operations in the RAG pipeline.</w:t>
+      </w:r>
+    </w:p>
+    <w:p>
+      <w:pPr>
+        <w:pStyle w:val="Heading2"/>
+        <w:tabs>
+          <w:tab w:val="left" w:pos="726"/>
+        </w:tabs>
+        <w:ind w:left="0"/>
+      </w:pPr>
+      <w:r>
+        <w:rPr>
+          <w:spacing w:val="-2"/>
+        </w:rPr>
+        <w:t>4.6.3 Embedding Generation</w:t>
+      </w:r>
+    </w:p>
+    <w:p>
+      <w:pPr>
+        <w:widowControl/>
+        <w:autoSpaceDE/>
+        <w:autoSpaceDN/>
+        <w:spacing w:before="100" w:beforeAutospacing="1" w:after="100" w:afterAutospacing="1"/>
+        <w:ind w:firstLine="720"/>
+        <w:jc w:val="both"/>
+        <w:rPr>
+          <w:sz w:val="28"/>
+          <w:szCs w:val="28"/>
+        </w:rPr>
+      </w:pPr>
+      <w:r>
+        <w:rPr>
+          <w:sz w:val="28"/>
+          <w:szCs w:val="28"/>
+        </w:rPr>
+        <w:t xml:space="preserve">The embedding generation module is responsible for converting the processed text chunks into numerical vector representations that capture their semantic meaning. This is achieved using pre-trained embedding models such as </w:t>
+      </w:r>
+      <w:proofErr w:type="spellStart"/>
+      <w:r>
+        <w:rPr>
+          <w:sz w:val="28"/>
+          <w:szCs w:val="28"/>
+        </w:rPr>
+        <w:t>OpenAI</w:t>
+      </w:r>
+      <w:proofErr w:type="spellEnd"/>
+      <w:r>
+        <w:rPr>
+          <w:sz w:val="28"/>
+          <w:szCs w:val="28"/>
+        </w:rPr>
+        <w:t xml:space="preserve"> embeddings or Sentence Transformers. Each text chunk is passed through the embedding model, which transforms it into a high-dimensional vector that represents the contextual meaning of the text rather than just its keywords.</w:t>
+      </w:r>
+    </w:p>
+    <w:p>
+      <w:pPr>
+        <w:widowControl/>
+        <w:autoSpaceDE/>
+        <w:autoSpaceDN/>
+        <w:spacing w:before="100" w:beforeAutospacing="1" w:after="100" w:afterAutospacing="1"/>
+        <w:ind w:firstLine="720"/>
+        <w:jc w:val="both"/>
+        <w:rPr>
+          <w:sz w:val="28"/>
+          <w:szCs w:val="28"/>
+        </w:rPr>
+      </w:pPr>
+      <w:r>
+        <w:rPr>
+          <w:sz w:val="28"/>
+          <w:szCs w:val="28"/>
+        </w:rPr>
+        <w:t>These vector embeddings enable the system to perform semantic similarity searches instead of traditional keyword-based matching. As a result, even if the user query does not exactly match the stored text, the system can still retrieve relevant information based on meaning and context. This significantly improves the accuracy and intelligence of the conversational assistant.</w:t>
+      </w:r>
+    </w:p>
+    <w:p>
+      <w:pPr>
+        <w:widowControl/>
+        <w:autoSpaceDE/>
+        <w:autoSpaceDN/>
+        <w:spacing w:before="100" w:beforeAutospacing="1" w:after="100" w:afterAutospacing="1"/>
+        <w:ind w:firstLine="720"/>
+        <w:jc w:val="both"/>
+        <w:rPr>
+          <w:sz w:val="28"/>
+          <w:szCs w:val="28"/>
+        </w:rPr>
+      </w:pPr>
+      <w:r>
+        <w:rPr>
+          <w:sz w:val="28"/>
+          <w:szCs w:val="28"/>
+        </w:rPr>
+        <w:t>Once generated, the embeddings are stored along with their corresponding text chunks and metadata. These embeddings form the core component of the retrieval system and are later used to identify and fetch the most relevant information during user query processing.</w:t>
+      </w:r>
+    </w:p>
+    <w:p>
+      <w:pPr>
+        <w:pStyle w:val="Heading2"/>
+        <w:tabs>
+          <w:tab w:val="left" w:pos="726"/>
+        </w:tabs>
+        <w:ind w:left="0"/>
+        <w:rPr>
+          <w:spacing w:val="-2"/>
+        </w:rPr>
+      </w:pPr>
+      <w:r>
+        <w:rPr>
+          <w:spacing w:val="-2"/>
+        </w:rPr>
+        <w:t>4.6.4 Vector Storage</w:t>
+      </w:r>
+    </w:p>
+    <w:p>
+      <w:pPr>
+        <w:widowControl/>
+        <w:autoSpaceDE/>
+        <w:autoSpaceDN/>
+        <w:spacing w:before="100" w:beforeAutospacing="1" w:after="100" w:afterAutospacing="1"/>
+        <w:ind w:firstLine="720"/>
+        <w:jc w:val="both"/>
+        <w:rPr>
+          <w:sz w:val="28"/>
+          <w:szCs w:val="28"/>
+        </w:rPr>
+      </w:pPr>
+      <w:r>
+        <w:rPr>
+          <w:sz w:val="28"/>
+          <w:szCs w:val="28"/>
+        </w:rPr>
+        <w:t>The generated embeddings are stored in a vector database to enable efficient similarity-based retrieval. In this system, vector storage solutions such as FAISS or Oracle 26ai are utilized to manage and index high-dimensional embedding data. Each embedding is stored along with its corresponding text chunk and metadata, ensuring a direct link between the semantic vector and the original content.</w:t>
+      </w:r>
+    </w:p>
+    <w:p>
+      <w:pPr>
+        <w:widowControl/>
+        <w:autoSpaceDE/>
+        <w:autoSpaceDN/>
+        <w:spacing w:before="100" w:beforeAutospacing="1" w:after="100" w:afterAutospacing="1"/>
+        <w:ind w:firstLine="720"/>
+        <w:jc w:val="both"/>
+        <w:rPr>
+          <w:sz w:val="28"/>
+          <w:szCs w:val="28"/>
+        </w:rPr>
+      </w:pPr>
+      <w:r>
+        <w:rPr>
+          <w:sz w:val="28"/>
+          <w:szCs w:val="28"/>
+        </w:rPr>
+        <w:t xml:space="preserve">The vector database is optimized for fast search operations using similarity measures such as cosine similarity or Euclidean distance. This allows the system to quickly identify the most relevant text chunks when a query is processed, even when dealing with large volumes </w:t>
+      </w:r>
+      <w:r>
+        <w:rPr>
+          <w:sz w:val="28"/>
+          <w:szCs w:val="28"/>
+        </w:rPr>
+        <w:lastRenderedPageBreak/>
+        <w:t>of data. The use of vector storage plays a critical role in improving the performance and scalability of the RAG pipeline.</w:t>
+      </w:r>
+    </w:p>
+    <w:p>
+      <w:pPr>
+        <w:pStyle w:val="Heading2"/>
+        <w:tabs>
+          <w:tab w:val="left" w:pos="726"/>
+        </w:tabs>
+        <w:ind w:left="0"/>
+        <w:rPr>
+          <w:spacing w:val="-2"/>
+        </w:rPr>
+      </w:pPr>
+      <w:r>
+        <w:rPr>
+          <w:spacing w:val="-2"/>
+        </w:rPr>
+        <w:t>4.6.5 Retrieval Mechanism</w:t>
+      </w:r>
+    </w:p>
+    <w:p>
+      <w:pPr>
+        <w:widowControl/>
+        <w:autoSpaceDE/>
+        <w:autoSpaceDN/>
+        <w:spacing w:before="100" w:beforeAutospacing="1" w:after="100" w:afterAutospacing="1"/>
+        <w:ind w:firstLine="720"/>
+        <w:jc w:val="both"/>
+        <w:rPr>
+          <w:sz w:val="28"/>
+          <w:szCs w:val="28"/>
+        </w:rPr>
+      </w:pPr>
+      <w:r>
+        <w:rPr>
+          <w:sz w:val="28"/>
+          <w:szCs w:val="28"/>
+        </w:rPr>
+        <w:t>The retrieval mechanism is activated when a user submits a query through the interface. The input query is first converted into an embedding using the same model that was used during the data preparation phase. This ensures consistency in the vector representation and improves the accuracy of similarity comparisons.</w:t>
+      </w:r>
+    </w:p>
+    <w:p>
+      <w:pPr>
+        <w:widowControl/>
+        <w:autoSpaceDE/>
+        <w:autoSpaceDN/>
+        <w:spacing w:before="100" w:beforeAutospacing="1" w:after="100" w:afterAutospacing="1"/>
+        <w:ind w:firstLine="720"/>
+        <w:jc w:val="both"/>
+        <w:rPr>
+          <w:sz w:val="28"/>
+          <w:szCs w:val="28"/>
+        </w:rPr>
+      </w:pPr>
+      <w:r>
+        <w:rPr>
+          <w:sz w:val="28"/>
+          <w:szCs w:val="28"/>
+        </w:rPr>
+        <w:t>Once the query embedding is generated, a similarity search is performed against the stored embeddings in the vector database. The system retrieves the top-K most relevant text chunks based on similarity scores, which are then passed as contextual input to the LLM. This step ensures that the response generated is grounded in relevant and domain-specific information.</w:t>
+      </w:r>
+    </w:p>
+    <w:p>
+      <w:pPr>
+        <w:pStyle w:val="Heading2"/>
+        <w:tabs>
+          <w:tab w:val="left" w:pos="726"/>
+        </w:tabs>
+        <w:ind w:left="0"/>
+        <w:rPr>
+          <w:spacing w:val="-2"/>
+        </w:rPr>
+      </w:pPr>
+      <w:r>
+        <w:rPr>
+          <w:spacing w:val="-2"/>
+        </w:rPr>
+        <w:t>4.6.6 Prompt Engineering</w:t>
+      </w:r>
+    </w:p>
+    <w:p>
+      <w:pPr>
+        <w:widowControl/>
+        <w:autoSpaceDE/>
+        <w:autoSpaceDN/>
+        <w:spacing w:before="100" w:beforeAutospacing="1" w:after="100" w:afterAutospacing="1"/>
+        <w:ind w:firstLine="720"/>
+        <w:jc w:val="both"/>
+        <w:rPr>
+          <w:sz w:val="28"/>
+          <w:szCs w:val="28"/>
+        </w:rPr>
+      </w:pPr>
+      <w:r>
+        <w:rPr>
+          <w:sz w:val="28"/>
+          <w:szCs w:val="28"/>
+        </w:rPr>
+        <w:t>The prompt engineering module plays a crucial role in improving the quality and accuracy of responses generated by the Large Language Model (LLM). In this step, the retrieved text chunks from the vector database are combined with the user query to construct a structured and context-rich prompt. This prompt typically includes system-level instructions, relevant contextual information, and the actual user question, ensuring that the LLM receives sufficient background to generate meaningful responses.</w:t>
+      </w:r>
+    </w:p>
+    <w:p>
+      <w:pPr>
+        <w:widowControl/>
+        <w:autoSpaceDE/>
+        <w:autoSpaceDN/>
+        <w:spacing w:before="100" w:beforeAutospacing="1" w:after="100" w:afterAutospacing="1"/>
+        <w:ind w:firstLine="720"/>
+        <w:jc w:val="both"/>
+        <w:rPr>
+          <w:sz w:val="28"/>
+          <w:szCs w:val="28"/>
+        </w:rPr>
+      </w:pPr>
+      <w:r>
+        <w:rPr>
+          <w:sz w:val="28"/>
+          <w:szCs w:val="28"/>
+        </w:rPr>
+        <w:t>By injecting retrieved context into the prompt, the system minimizes hallucinations and ensures that the generated output is grounded in actual data. Proper formatting and instruction design further guide the LLM to produce concise, relevant, and domain-specific answers. This approach enhances the reliability and effectiveness of the conversational AI system.</w:t>
+      </w:r>
+    </w:p>
+    <w:p>
+      <w:pPr>
+        <w:pStyle w:val="Heading2"/>
+        <w:tabs>
+          <w:tab w:val="left" w:pos="726"/>
+        </w:tabs>
+        <w:ind w:left="0"/>
+        <w:rPr>
+          <w:spacing w:val="-2"/>
+        </w:rPr>
+      </w:pPr>
+      <w:r>
+        <w:rPr>
+          <w:spacing w:val="-2"/>
+        </w:rPr>
+        <w:t>4.6.7 LLM Response Generation</w:t>
+      </w:r>
+    </w:p>
+    <w:p>
+      <w:pPr>
+        <w:widowControl/>
+        <w:autoSpaceDE/>
+        <w:autoSpaceDN/>
+        <w:spacing w:before="100" w:beforeAutospacing="1" w:after="100" w:afterAutospacing="1"/>
+        <w:ind w:firstLine="720"/>
+        <w:jc w:val="both"/>
+        <w:rPr>
+          <w:sz w:val="28"/>
+          <w:szCs w:val="28"/>
+        </w:rPr>
+      </w:pPr>
+      <w:r>
+        <w:rPr>
+          <w:sz w:val="28"/>
+          <w:szCs w:val="28"/>
+        </w:rPr>
+        <w:t xml:space="preserve">The LLM response generation module is responsible for producing the final output based on the constructed prompt. Once the prompt is prepared with the user query and retrieved contextual information, it is sent to an external Large Language Model (LLM) API such as </w:t>
+      </w:r>
+      <w:proofErr w:type="spellStart"/>
+      <w:r>
+        <w:rPr>
+          <w:sz w:val="28"/>
+          <w:szCs w:val="28"/>
+        </w:rPr>
+        <w:t>OpenAI</w:t>
+      </w:r>
+      <w:proofErr w:type="spellEnd"/>
+      <w:r>
+        <w:rPr>
+          <w:sz w:val="28"/>
+          <w:szCs w:val="28"/>
+        </w:rPr>
+        <w:t>, Cohere, or Hugging Face models. These models process the input and generate a natural language response that is context-aware and relevant to the query.</w:t>
+      </w:r>
+    </w:p>
+    <w:p>
+      <w:pPr>
+        <w:widowControl/>
+        <w:autoSpaceDE/>
+        <w:autoSpaceDN/>
+        <w:spacing w:before="100" w:beforeAutospacing="1" w:after="100" w:afterAutospacing="1"/>
+        <w:ind w:firstLine="720"/>
+        <w:jc w:val="both"/>
+        <w:rPr>
+          <w:sz w:val="28"/>
+          <w:szCs w:val="28"/>
+        </w:rPr>
+      </w:pPr>
+      <w:r>
+        <w:rPr>
+          <w:sz w:val="28"/>
+          <w:szCs w:val="28"/>
+        </w:rPr>
+        <w:t>The generated response leverages both the reasoning capability of the LLM and the factual grounding provided by the retrieved data. This combination ensures that the output is not only fluent and human-like but also accurate and aligned with the domain-specific knowledge stored in the system. The use of external APIs also allows flexibility in choosing different models based on performance, cost, and availability.</w:t>
+      </w:r>
+    </w:p>
+    <w:p>
+      <w:pPr>
+        <w:widowControl/>
+        <w:autoSpaceDE/>
+        <w:autoSpaceDN/>
+        <w:spacing w:before="100" w:beforeAutospacing="1" w:after="100" w:afterAutospacing="1"/>
+        <w:ind w:firstLine="720"/>
+        <w:jc w:val="both"/>
+        <w:rPr>
+          <w:sz w:val="28"/>
+          <w:szCs w:val="28"/>
+        </w:rPr>
+      </w:pPr>
+      <w:r>
+        <w:rPr>
+          <w:sz w:val="28"/>
+          <w:szCs w:val="28"/>
+        </w:rPr>
+        <w:lastRenderedPageBreak/>
+        <w:t>After receiving the response from the LLM, the system performs post-processing steps such as formatting, filtering unnecessary content, and optionally adding citations or references from the retrieved chunks. The final processed response is then sent back to the Oracle APEX interface and displayed to the end user in the chat interface.</w:t>
+      </w:r>
+    </w:p>
+    <w:p>
+      <w:pPr>
+        <w:pStyle w:val="Heading2"/>
+        <w:tabs>
+          <w:tab w:val="left" w:pos="726"/>
+        </w:tabs>
+        <w:ind w:left="0"/>
+        <w:rPr>
+          <w:spacing w:val="-2"/>
+        </w:rPr>
+      </w:pPr>
+      <w:r>
+        <w:rPr>
+          <w:spacing w:val="-2"/>
+        </w:rPr>
+        <w:t>4.6.8 API Integration (APEX ↔ Backend)</w:t>
+      </w:r>
+    </w:p>
+    <w:p>
+      <w:pPr>
+        <w:widowControl/>
+        <w:autoSpaceDE/>
+        <w:autoSpaceDN/>
+        <w:spacing w:before="100" w:beforeAutospacing="1" w:after="100" w:afterAutospacing="1"/>
+        <w:ind w:firstLine="720"/>
+        <w:jc w:val="both"/>
+        <w:rPr>
+          <w:sz w:val="28"/>
+          <w:szCs w:val="28"/>
+        </w:rPr>
+      </w:pPr>
+      <w:r>
+        <w:rPr>
+          <w:sz w:val="28"/>
+          <w:szCs w:val="28"/>
+        </w:rPr>
+        <w:t xml:space="preserve">The integration between Oracle APEX and the backend system is achieved through RESTful APIs, enabling seamless communication between the user interface and the processing layer. Oracle APEX uses REST Data Sources or Web Source Modules to send user requests, such as document uploads or chat queries, to the backend services implemented using </w:t>
+      </w:r>
+      <w:proofErr w:type="spellStart"/>
+      <w:r>
+        <w:rPr>
+          <w:sz w:val="28"/>
+          <w:szCs w:val="28"/>
+        </w:rPr>
+        <w:t>FastAPI</w:t>
+      </w:r>
+      <w:proofErr w:type="spellEnd"/>
+      <w:r>
+        <w:rPr>
+          <w:sz w:val="28"/>
+          <w:szCs w:val="28"/>
+        </w:rPr>
+        <w:t>.</w:t>
+      </w:r>
+    </w:p>
+    <w:p>
+      <w:pPr>
+        <w:widowControl/>
+        <w:autoSpaceDE/>
+        <w:autoSpaceDN/>
+        <w:spacing w:before="100" w:beforeAutospacing="1" w:after="100" w:afterAutospacing="1"/>
+        <w:ind w:firstLine="720"/>
+        <w:jc w:val="both"/>
+        <w:rPr>
+          <w:sz w:val="28"/>
+          <w:szCs w:val="28"/>
+        </w:rPr>
+      </w:pPr>
+      <w:r>
+        <w:rPr>
+          <w:sz w:val="28"/>
+          <w:szCs w:val="28"/>
+        </w:rPr>
+        <w:t xml:space="preserve">The </w:t>
+      </w:r>
+      <w:proofErr w:type="spellStart"/>
+      <w:r>
+        <w:rPr>
+          <w:sz w:val="28"/>
+          <w:szCs w:val="28"/>
+        </w:rPr>
+        <w:t>FastAPI</w:t>
+      </w:r>
+      <w:proofErr w:type="spellEnd"/>
+      <w:r>
+        <w:rPr>
+          <w:sz w:val="28"/>
+          <w:szCs w:val="28"/>
+        </w:rPr>
+        <w:t xml:space="preserve"> layer acts as an intermediary that receives requests, triggers the appropriate backend processes such as embedding generation or query handling, and returns the processed results to the APEX application. This decoupled architecture ensures flexibility, scalability, and easier maintenance of the system.</w:t>
+      </w:r>
+    </w:p>
+    <w:p>
+      <w:pPr>
+        <w:pStyle w:val="Heading2"/>
+        <w:tabs>
+          <w:tab w:val="left" w:pos="726"/>
+        </w:tabs>
+        <w:ind w:left="0"/>
+        <w:rPr>
+          <w:spacing w:val="-2"/>
+        </w:rPr>
+      </w:pPr>
+      <w:r>
+        <w:rPr>
+          <w:spacing w:val="-2"/>
+        </w:rPr>
+        <w:t>4.6.9 Database Design</w:t>
+      </w:r>
+    </w:p>
+    <w:p>
+      <w:pPr>
+        <w:widowControl/>
+        <w:autoSpaceDE/>
+        <w:autoSpaceDN/>
+        <w:spacing w:before="100" w:beforeAutospacing="1" w:after="100" w:afterAutospacing="1"/>
+        <w:ind w:firstLine="720"/>
+        <w:jc w:val="both"/>
+        <w:rPr>
+          <w:sz w:val="28"/>
+          <w:szCs w:val="28"/>
+        </w:rPr>
+      </w:pPr>
+      <w:r>
+        <w:rPr>
+          <w:sz w:val="28"/>
+          <w:szCs w:val="28"/>
+        </w:rPr>
+        <w:t>The database design is structured to efficiently manage documents, processed text chunks, and their corresponding embeddings. The system uses a relational database to store metadata and textual information, while also supporting vector storage for embedding data. Separate tables are maintained for documents, chunks, and embeddings to ensure modularity and better data organization.</w:t>
+      </w:r>
+    </w:p>
+    <w:p>
+      <w:pPr>
+        <w:widowControl/>
+        <w:autoSpaceDE/>
+        <w:autoSpaceDN/>
+        <w:spacing w:before="100" w:beforeAutospacing="1" w:after="100" w:afterAutospacing="1"/>
+        <w:ind w:firstLine="720"/>
+        <w:jc w:val="both"/>
+        <w:rPr>
+          <w:sz w:val="28"/>
+          <w:szCs w:val="28"/>
+        </w:rPr>
+      </w:pPr>
+      <w:r>
+        <w:rPr>
+          <w:sz w:val="28"/>
+          <w:szCs w:val="28"/>
+        </w:rPr>
+        <w:t>The Documents table stores information such as document ID, file name, upload timestamp, and user details. The Chunks table maintains the segmented text data along with references to the original document, ensuring traceability. The Embeddings table stores the high-dimensional vector representations associated with each chunk, enabling semantic search operations. This structured schema ensures efficient data retrieval and mapping across different stages of the pipeline.</w:t>
+      </w:r>
+    </w:p>
+    <w:p>
+      <w:pPr>
+        <w:widowControl/>
+        <w:autoSpaceDE/>
+        <w:autoSpaceDN/>
+        <w:spacing w:before="100" w:beforeAutospacing="1" w:after="100" w:afterAutospacing="1"/>
+        <w:ind w:firstLine="720"/>
+        <w:jc w:val="both"/>
+        <w:rPr>
+          <w:sz w:val="28"/>
+          <w:szCs w:val="28"/>
+        </w:rPr>
+      </w:pPr>
+      <w:r>
+        <w:rPr>
+          <w:sz w:val="28"/>
+          <w:szCs w:val="28"/>
+        </w:rPr>
+        <w:t>The design also supports scalability by allowing indexing and optimization techniques for faster query execution. With proper relationships and indexing in place, the database can handle large volumes of documents and embeddings, ensuring smooth performance of the conversational AI system.</w:t>
+      </w:r>
+    </w:p>
+    <w:p>
+      <w:pPr>
+        <w:widowControl/>
+        <w:autoSpaceDE/>
+        <w:autoSpaceDN/>
+        <w:spacing w:before="100" w:beforeAutospacing="1" w:after="100" w:afterAutospacing="1"/>
+        <w:ind w:firstLine="720"/>
+        <w:jc w:val="both"/>
+        <w:rPr>
+          <w:sz w:val="28"/>
+          <w:szCs w:val="28"/>
+        </w:rPr>
+      </w:pPr>
+    </w:p>
+    <w:p>
+      <w:pPr>
+        <w:widowControl/>
+        <w:autoSpaceDE/>
+        <w:autoSpaceDN/>
+        <w:spacing w:before="100" w:beforeAutospacing="1" w:after="100" w:afterAutospacing="1"/>
+        <w:ind w:firstLine="720"/>
+        <w:jc w:val="both"/>
+        <w:rPr>
+          <w:sz w:val="28"/>
+          <w:szCs w:val="28"/>
+        </w:rPr>
+      </w:pPr>
+    </w:p>
+    <w:p>
+      <w:pPr>
+        <w:widowControl/>
+        <w:autoSpaceDE/>
+        <w:autoSpaceDN/>
+        <w:spacing w:before="100" w:beforeAutospacing="1" w:after="100" w:afterAutospacing="1"/>
+        <w:ind w:firstLine="720"/>
+        <w:jc w:val="both"/>
+        <w:rPr>
+          <w:sz w:val="28"/>
+          <w:szCs w:val="28"/>
+        </w:rPr>
+      </w:pPr>
+    </w:p>
+    <w:p>
+      <w:pPr>
+        <w:pStyle w:val="Heading2"/>
+        <w:tabs>
+          <w:tab w:val="left" w:pos="726"/>
+        </w:tabs>
+        <w:ind w:left="0"/>
+        <w:rPr>
+          <w:spacing w:val="-2"/>
+        </w:rPr>
+      </w:pPr>
+      <w:r>
+        <w:rPr>
+          <w:spacing w:val="-2"/>
+        </w:rPr>
+        <w:lastRenderedPageBreak/>
+        <w:t>4.6.10 Logging and Monitoring</w:t>
+      </w:r>
+    </w:p>
+    <w:p>
+      <w:pPr>
+        <w:widowControl/>
+        <w:autoSpaceDE/>
+        <w:autoSpaceDN/>
+        <w:spacing w:before="100" w:beforeAutospacing="1" w:after="100" w:afterAutospacing="1"/>
+        <w:ind w:firstLine="720"/>
+        <w:jc w:val="both"/>
+        <w:rPr>
+          <w:sz w:val="28"/>
+          <w:szCs w:val="28"/>
+        </w:rPr>
+      </w:pPr>
+      <w:r>
+        <w:rPr>
+          <w:sz w:val="28"/>
+          <w:szCs w:val="28"/>
+        </w:rPr>
+        <w:t xml:space="preserve">The logging and monitoring module </w:t>
+      </w:r>
+      <w:proofErr w:type="gramStart"/>
+      <w:r>
+        <w:rPr>
+          <w:sz w:val="28"/>
+          <w:szCs w:val="28"/>
+        </w:rPr>
+        <w:t>is</w:t>
+      </w:r>
+      <w:proofErr w:type="gramEnd"/>
+      <w:r>
+        <w:rPr>
+          <w:sz w:val="28"/>
+          <w:szCs w:val="28"/>
+        </w:rPr>
+        <w:t xml:space="preserve"> implemented to track system activity and performance throughout the execution of the backend processes. It records important details such as user queries, retrieved documents, response times, and API interactions. These logs help in understanding system behavior and identifying potential issues during runtime.</w:t>
+      </w:r>
+    </w:p>
+    <w:p>
+      <w:pPr>
+        <w:widowControl/>
+        <w:autoSpaceDE/>
+        <w:autoSpaceDN/>
+        <w:spacing w:before="100" w:beforeAutospacing="1" w:after="100" w:afterAutospacing="1"/>
+        <w:ind w:firstLine="720"/>
+        <w:jc w:val="both"/>
+        <w:rPr>
+          <w:sz w:val="28"/>
+          <w:szCs w:val="28"/>
+        </w:rPr>
+      </w:pPr>
+      <w:r>
+        <w:rPr>
+          <w:sz w:val="28"/>
+          <w:szCs w:val="28"/>
+        </w:rPr>
+        <w:t>Monitoring also plays a key role in evaluating the efficiency of the RAG pipeline. Metrics such as latency, token usage, and retrieval accuracy are observed to ensure optimal performance. This information can be used for fine-tuning the system and improving response quality over time.</w:t>
+      </w:r>
+    </w:p>
+    <w:p>
+      <w:pPr>
+        <w:widowControl/>
+        <w:autoSpaceDE/>
+        <w:autoSpaceDN/>
+        <w:spacing w:before="100" w:beforeAutospacing="1" w:after="100" w:afterAutospacing="1"/>
+        <w:ind w:firstLine="720"/>
+        <w:jc w:val="both"/>
+        <w:rPr>
+          <w:sz w:val="28"/>
+          <w:szCs w:val="28"/>
+        </w:rPr>
+      </w:pPr>
+      <w:r>
+        <w:rPr>
+          <w:sz w:val="28"/>
+          <w:szCs w:val="28"/>
+        </w:rPr>
+        <w:t>Additionally, the collected logs can be used for auditing, debugging, and future enhancements. By maintaining a proper logging mechanism, the system ensures transparency, reliability, and continuous improvement in real-world usage scenarios.</w:t>
+      </w:r>
+    </w:p>
+    <w:p>
+      <w:pPr>
+        <w:pStyle w:val="Heading2"/>
+        <w:tabs>
+          <w:tab w:val="left" w:pos="726"/>
+        </w:tabs>
+        <w:ind w:left="0"/>
+        <w:rPr>
+          <w:spacing w:val="-2"/>
+        </w:rPr>
+      </w:pPr>
+      <w:r>
+        <w:rPr>
+          <w:spacing w:val="-2"/>
+        </w:rPr>
+        <w:t>4.7 Testing and Validation (Backend)</w:t>
+      </w:r>
+    </w:p>
+    <w:p>
+      <w:pPr>
+        <w:widowControl/>
+        <w:autoSpaceDE/>
+        <w:autoSpaceDN/>
+        <w:spacing w:before="100" w:beforeAutospacing="1" w:after="100" w:afterAutospacing="1"/>
+        <w:ind w:firstLine="720"/>
+        <w:jc w:val="both"/>
+        <w:rPr>
+          <w:sz w:val="28"/>
+          <w:szCs w:val="28"/>
+        </w:rPr>
+      </w:pPr>
+      <w:r>
+        <w:rPr>
+          <w:sz w:val="28"/>
+          <w:szCs w:val="28"/>
+        </w:rPr>
+        <w:t>The backend system was tested to ensure the correct functioning of all modules involved in the RAG pipeline, including data ingestion, embedding generation, retrieval, and response generation. Various test cases were executed to validate the system’s ability to handle different types of inputs and produce accurate, context-aware responses. The testing process focused on verifying the end-to-end workflow, from document upload to final response display in the user interface.</w:t>
+      </w:r>
+    </w:p>
+    <w:p>
+      <w:pPr>
+        <w:widowControl/>
+        <w:autoSpaceDE/>
+        <w:autoSpaceDN/>
+        <w:spacing w:before="100" w:beforeAutospacing="1" w:after="100" w:afterAutospacing="1"/>
+        <w:ind w:firstLine="720"/>
+        <w:jc w:val="both"/>
+        <w:rPr>
+          <w:sz w:val="28"/>
+          <w:szCs w:val="28"/>
+        </w:rPr>
+      </w:pPr>
+      <w:r>
+        <w:rPr>
+          <w:sz w:val="28"/>
+          <w:szCs w:val="28"/>
+        </w:rPr>
+        <w:t>Functional testing was carried out to ensure that each component operates as expected. This includes validating file upload operations, correctness of text chunking, successful generation of embeddings, and accurate retrieval of relevant data based on user queries. API endpoints were also tested to confirm proper communication between Oracle APEX and the backend services. The system demonstrated consistent performance across all test scenarios.</w:t>
+      </w:r>
+    </w:p>
+    <w:p>
+      <w:pPr>
+        <w:widowControl/>
+        <w:autoSpaceDE/>
+        <w:autoSpaceDN/>
+        <w:spacing w:before="100" w:beforeAutospacing="1" w:after="100" w:afterAutospacing="1"/>
+        <w:ind w:firstLine="720"/>
+        <w:jc w:val="both"/>
+        <w:rPr>
+          <w:sz w:val="28"/>
+          <w:szCs w:val="28"/>
+        </w:rPr>
+      </w:pPr>
+      <w:r>
+        <w:rPr>
+          <w:sz w:val="28"/>
+          <w:szCs w:val="28"/>
+        </w:rPr>
+        <w:t>Performance testing was conducted to evaluate response time and system efficiency. Metrics such as query processing time and retrieval latency were measured and found to be within acceptable limits for a prototype system. Overall, the backend implementation successfully met the required objectives and proved to be stable, reliable, and ready for further enhancement and deployment.</w:t>
+      </w:r>
+    </w:p>
+    <w:p>
+      <w:pPr>
+        <w:pStyle w:val="Heading2"/>
+        <w:tabs>
+          <w:tab w:val="left" w:pos="726"/>
+        </w:tabs>
+        <w:ind w:left="0"/>
+        <w:rPr>
+          <w:spacing w:val="-2"/>
+        </w:rPr>
+      </w:pPr>
+      <w:r>
+        <w:rPr>
+          <w:spacing w:val="-2"/>
+        </w:rPr>
+        <w:t>4.8 Performance Evaluation</w:t>
+      </w:r>
+    </w:p>
+    <w:p>
+      <w:pPr>
+        <w:widowControl/>
+        <w:autoSpaceDE/>
+        <w:autoSpaceDN/>
+        <w:spacing w:before="100" w:beforeAutospacing="1" w:after="100" w:afterAutospacing="1"/>
+        <w:ind w:firstLine="720"/>
+        <w:jc w:val="both"/>
+        <w:rPr>
+          <w:sz w:val="28"/>
+          <w:szCs w:val="28"/>
+        </w:rPr>
+      </w:pPr>
+      <w:r>
+        <w:rPr>
+          <w:sz w:val="28"/>
+          <w:szCs w:val="28"/>
+        </w:rPr>
+        <w:t xml:space="preserve">The performance of the proposed system was evaluated based on key metrics such as response accuracy, retrieval relevance, and system latency. The integration of Retrieval-Augmented Generation (RAG) significantly improved the quality of responses by ensuring that the Large Language Model (LLM) generates answers grounded in retrieved contextual </w:t>
+      </w:r>
+      <w:r>
+        <w:rPr>
+          <w:sz w:val="28"/>
+          <w:szCs w:val="28"/>
+        </w:rPr>
+        <w:lastRenderedPageBreak/>
+        <w:t>data. This resulted in more accurate and domain-specific outputs compared to standalone LLM-based responses.</w:t>
+      </w:r>
+    </w:p>
+    <w:p>
+      <w:pPr>
+        <w:widowControl/>
+        <w:autoSpaceDE/>
+        <w:autoSpaceDN/>
+        <w:spacing w:before="100" w:beforeAutospacing="1" w:after="100" w:afterAutospacing="1"/>
+        <w:ind w:firstLine="720"/>
+        <w:jc w:val="both"/>
+        <w:rPr>
+          <w:sz w:val="28"/>
+          <w:szCs w:val="28"/>
+        </w:rPr>
+      </w:pPr>
+      <w:r>
+        <w:rPr>
+          <w:sz w:val="28"/>
+          <w:szCs w:val="28"/>
+        </w:rPr>
+        <w:t>The efficiency of the retrieval mechanism was measured by analyzing the relevance of the top-K retrieved chunks with respect to user queries. The use of vector embeddings and similarity search enabled the system to fetch contextually appropriate information even when the queries were phrased differently. Additionally, the response time was observed to be within acceptable limits, demonstrating that the system can handle real-time interactions effectively.</w:t>
+      </w:r>
+    </w:p>
+    <w:p>
+      <w:pPr>
+        <w:widowControl/>
+        <w:autoSpaceDE/>
+        <w:autoSpaceDN/>
+        <w:spacing w:before="100" w:beforeAutospacing="1" w:after="100" w:afterAutospacing="1"/>
+        <w:ind w:firstLine="720"/>
+        <w:jc w:val="both"/>
+        <w:rPr>
+          <w:sz w:val="28"/>
+          <w:szCs w:val="28"/>
+        </w:rPr>
+      </w:pPr>
+      <w:r>
+        <w:rPr>
+          <w:sz w:val="28"/>
+          <w:szCs w:val="28"/>
+        </w:rPr>
+        <w:t>Overall, the system achieved a balanced performance in terms of accuracy, speed, and usability. The modular design allows further optimization of individual components such as embedding models, vector databases, and LLM APIs, making the framework adaptable for large-scale enterprise applications.</w:t>
+      </w:r>
+    </w:p>
+    <w:p>
+      <w:pPr>
+        <w:pStyle w:val="Heading2"/>
+        <w:tabs>
+          <w:tab w:val="left" w:pos="726"/>
+        </w:tabs>
+        <w:ind w:left="0"/>
+        <w:rPr>
+          <w:spacing w:val="-2"/>
+        </w:rPr>
+      </w:pPr>
+      <w:r>
+        <w:rPr>
+          <w:spacing w:val="-2"/>
+        </w:rPr>
+        <w:t>4.9 Summary</w:t>
+      </w:r>
+    </w:p>
+    <w:p>
+      <w:pPr>
+        <w:widowControl/>
+        <w:autoSpaceDE/>
+        <w:autoSpaceDN/>
+        <w:spacing w:before="100" w:beforeAutospacing="1" w:after="100" w:afterAutospacing="1"/>
+        <w:ind w:firstLine="720"/>
+        <w:jc w:val="both"/>
+        <w:rPr>
+          <w:sz w:val="28"/>
+          <w:szCs w:val="28"/>
+        </w:rPr>
+      </w:pPr>
+      <w:r>
+        <w:rPr>
+          <w:sz w:val="28"/>
+          <w:szCs w:val="28"/>
+        </w:rPr>
+        <w:t>This chapter presented the implementation and results of both Phase-1 and Phase-2 of the proposed low-code conversational AI framework. Initially, the user interface was designed and developed using Oracle APEX, providing an intuitive and user-friendly platform for interacting with the system. In the second phase, the backend components were successfully integrated, enabling full functionality of the system through the implementation of the RAG pipeline, vector storage, and LLM-based response generation.</w:t>
+      </w:r>
+    </w:p>
+    <w:p>
+      <w:pPr>
+        <w:widowControl/>
+        <w:autoSpaceDE/>
+        <w:autoSpaceDN/>
+        <w:spacing w:before="100" w:beforeAutospacing="1" w:after="100" w:afterAutospacing="1"/>
+        <w:ind w:firstLine="720"/>
+        <w:jc w:val="both"/>
+        <w:rPr>
+          <w:sz w:val="28"/>
+          <w:szCs w:val="28"/>
+        </w:rPr>
+      </w:pPr>
+      <w:r>
+        <w:rPr>
+          <w:sz w:val="28"/>
+          <w:szCs w:val="28"/>
+        </w:rPr>
+        <w:t>The system now supports end-to-end processing, starting from document upload and preprocessing, followed by embedding generation, semantic retrieval, and intelligent response generation. The integration between Oracle APEX and the Python-based backend using REST APIs ensures smooth communication and real-time interaction. Each module was tested and validated to confirm its correctness and performance.</w:t>
+      </w:r>
+    </w:p>
+    <w:p>
+      <w:pPr>
+        <w:widowControl/>
+        <w:autoSpaceDE/>
+        <w:autoSpaceDN/>
+        <w:spacing w:before="100" w:beforeAutospacing="1" w:after="100" w:afterAutospacing="1"/>
+        <w:ind w:firstLine="720"/>
+        <w:jc w:val="both"/>
+        <w:rPr>
+          <w:sz w:val="28"/>
+          <w:szCs w:val="28"/>
+        </w:rPr>
+      </w:pPr>
+      <w:r>
+        <w:rPr>
+          <w:sz w:val="28"/>
+          <w:szCs w:val="28"/>
+        </w:rPr>
+        <w:t>Overall, the implementation demonstrates that the proposed framework is capable of delivering a scalable, efficient, and low-code solution for building conversational AI assistants. The results indicate that the system is ready for further enhancements, including performance optimization, advanced analytics, and enterprise-level deployment.</w:t>
+      </w:r>
+    </w:p>
+    <w:p>
+      <w:pPr>
+        <w:widowControl/>
+        <w:autoSpaceDE/>
+        <w:autoSpaceDN/>
+        <w:spacing w:before="100" w:beforeAutospacing="1" w:after="100" w:afterAutospacing="1"/>
+        <w:ind w:firstLine="720"/>
+        <w:jc w:val="both"/>
+        <w:rPr>
+          <w:sz w:val="28"/>
+          <w:szCs w:val="28"/>
+        </w:rPr>
+      </w:pPr>
+    </w:p>
+    <w:p>
+      <w:pPr>
+        <w:widowControl/>
+        <w:autoSpaceDE/>
+        <w:autoSpaceDN/>
+        <w:spacing w:before="100" w:beforeAutospacing="1" w:after="100" w:afterAutospacing="1"/>
+        <w:ind w:firstLine="720"/>
+        <w:jc w:val="both"/>
+        <w:rPr>
+          <w:sz w:val="28"/>
+          <w:szCs w:val="28"/>
+        </w:rPr>
+      </w:pPr>
+    </w:p>
+    <w:p>
+      <w:pPr>
+        <w:widowControl/>
+        <w:autoSpaceDE/>
+        <w:autoSpaceDN/>
+        <w:spacing w:before="100" w:beforeAutospacing="1" w:after="100" w:afterAutospacing="1"/>
+        <w:ind w:firstLine="720"/>
+        <w:jc w:val="both"/>
+        <w:rPr>
+          <w:sz w:val="28"/>
+          <w:szCs w:val="28"/>
+        </w:rPr>
+      </w:pPr>
+    </w:p>
+    <w:p>
+      <w:pPr>
+        <w:widowControl/>
+        <w:autoSpaceDE/>
+        <w:autoSpaceDN/>
+        <w:spacing w:before="100" w:beforeAutospacing="1" w:after="100" w:afterAutospacing="1"/>
+        <w:ind w:firstLine="720"/>
+        <w:jc w:val="both"/>
+        <w:rPr>
+          <w:sz w:val="28"/>
+          <w:szCs w:val="28"/>
+        </w:rPr>
+      </w:pPr>
     </w:p>
     <w:p>
       <w:pPr>
@@ -14275,52 +15672,6 @@
     </w:p>
     <w:p>
       <w:pPr>
-        <w:pStyle w:val="NormalWeb"/>
-        <w:spacing w:line="360" w:lineRule="auto"/>
-        <w:jc w:val="both"/>
-        <w:rPr>
-          <w:sz w:val="28"/>
-          <w:szCs w:val="28"/>
-          <w:lang w:val="en-US" w:eastAsia="en-US"/>
-        </w:rPr>
-      </w:pPr>
-      <w:r>
-        <w:rPr>
-          <w:sz w:val="28"/>
-          <w:szCs w:val="28"/>
-          <w:lang w:val="en-US" w:eastAsia="en-US"/>
-        </w:rPr>
-        <w:t xml:space="preserve">         </w:t>
-      </w:r>
-      <w:r>
-        <w:rPr>
-          <w:sz w:val="28"/>
-          <w:szCs w:val="28"/>
-          <w:lang w:val="en-US" w:eastAsia="en-US"/>
-        </w:rPr>
-        <w:t xml:space="preserve">In the next stage, the focus will be on implementing the </w:t>
-      </w:r>
-      <w:r>
-        <w:rPr>
-          <w:b/>
-          <w:bCs/>
-          <w:sz w:val="28"/>
-          <w:szCs w:val="28"/>
-          <w:lang w:val="en-US" w:eastAsia="en-US"/>
-        </w:rPr>
-        <w:t>functional logic</w:t>
-      </w:r>
-      <w:r>
-        <w:rPr>
-          <w:sz w:val="28"/>
-          <w:szCs w:val="28"/>
-          <w:lang w:val="en-US" w:eastAsia="en-US"/>
-        </w:rPr>
-        <w:t>, connecting APIs, performing performance testing, and demonstrating the system’s ability to handle real conversational data with context retrieval.</w:t>
-      </w:r>
-    </w:p>
-    <w:p>
-      <w:pPr>
         <w:pStyle w:val="Heading1"/>
         <w:spacing w:before="73" w:line="508" w:lineRule="auto"/>
         <w:ind w:left="0" w:right="2520"/>
@@ -14333,6 +15684,9 @@
         <w:ind w:left="0" w:right="2520"/>
       </w:pPr>
       <w:r>
+        <w:rPr>
+          <w:noProof/>
+        </w:rPr>
         <w:lastRenderedPageBreak/>
         <w:drawing>
           <wp:inline distT="0" distB="0" distL="0" distR="0" wp14:anchorId="787399DA" wp14:editId="4A65832F">
@@ -14378,6 +15732,9 @@
         <w:ind w:left="0" w:right="2520"/>
       </w:pPr>
       <w:r>
+        <w:rPr>
+          <w:noProof/>
+        </w:rPr>
         <w:drawing>
           <wp:inline distT="0" distB="0" distL="0" distR="0" wp14:anchorId="6D6363CC" wp14:editId="18F87A1B">
             <wp:extent cx="5334744" cy="2181529"/>
@@ -14422,6 +15779,9 @@
         <w:ind w:left="0" w:right="2520"/>
       </w:pPr>
       <w:r>
+        <w:rPr>
+          <w:noProof/>
+        </w:rPr>
         <w:lastRenderedPageBreak/>
         <w:drawing>
           <wp:inline distT="0" distB="0" distL="0" distR="0" wp14:anchorId="23A48297" wp14:editId="3B68F66A">
@@ -14467,6 +15827,9 @@
         <w:ind w:left="0" w:right="2520"/>
       </w:pPr>
       <w:r>
+        <w:rPr>
+          <w:noProof/>
+        </w:rPr>
         <w:drawing>
           <wp:inline distT="0" distB="0" distL="0" distR="0" wp14:anchorId="5C58DBBD" wp14:editId="3F285795">
             <wp:extent cx="5486400" cy="2541961"/>
@@ -14518,6 +15881,9 @@
         <w:ind w:left="0" w:right="2520"/>
       </w:pPr>
       <w:r>
+        <w:rPr>
+          <w:noProof/>
+        </w:rPr>
         <w:lastRenderedPageBreak/>
         <w:drawing>
           <wp:inline distT="0" distB="0" distL="0" distR="0" wp14:anchorId="0F267E13" wp14:editId="52BF6123">
@@ -14587,6 +15953,9 @@
         <w:ind w:left="0" w:right="2520"/>
       </w:pPr>
       <w:r>
+        <w:rPr>
+          <w:noProof/>
+        </w:rPr>
         <w:lastRenderedPageBreak/>
         <w:drawing>
           <wp:inline distT="0" distB="0" distL="0" distR="0" wp14:anchorId="7931E05A" wp14:editId="4DBF8733">
@@ -14632,6 +16001,9 @@
         <w:ind w:left="0" w:right="2520"/>
       </w:pPr>
       <w:r>
+        <w:rPr>
+          <w:noProof/>
+        </w:rPr>
         <w:drawing>
           <wp:inline distT="0" distB="0" distL="0" distR="0" wp14:anchorId="36CEEA55" wp14:editId="3B009473">
             <wp:extent cx="6477904" cy="3343742"/>
@@ -14690,6 +16062,9 @@
         <w:ind w:left="0" w:right="2520"/>
       </w:pPr>
       <w:r>
+        <w:rPr>
+          <w:noProof/>
+        </w:rPr>
         <w:lastRenderedPageBreak/>
         <w:drawing>
           <wp:inline distT="0" distB="0" distL="0" distR="0" wp14:anchorId="1711F484" wp14:editId="0C658234">
@@ -14742,6 +16117,9 @@
         <w:ind w:left="0" w:right="2520"/>
       </w:pPr>
       <w:r>
+        <w:rPr>
+          <w:noProof/>
+        </w:rPr>
         <w:drawing>
           <wp:inline distT="0" distB="0" distL="0" distR="0" wp14:anchorId="282A3BF3" wp14:editId="774A9F7B">
             <wp:extent cx="5982535" cy="4220164"/>
@@ -14790,9 +16168,24 @@
       <w:pPr>
         <w:pStyle w:val="Heading1"/>
         <w:spacing w:before="73" w:line="508" w:lineRule="auto"/>
+        <w:ind w:left="0" w:right="2520"/>
+      </w:pPr>
+    </w:p>
+    <w:p>
+      <w:pPr>
+        <w:pStyle w:val="Heading1"/>
+        <w:spacing w:before="73" w:line="508" w:lineRule="auto"/>
+        <w:ind w:left="0" w:right="2520"/>
+      </w:pPr>
+    </w:p>
+    <w:p>
+      <w:pPr>
+        <w:pStyle w:val="Heading1"/>
+        <w:spacing w:before="73" w:line="508" w:lineRule="auto"/>
         <w:ind w:left="2816" w:right="2520" w:firstLine="1565"/>
       </w:pPr>
       <w:r>
+        <w:lastRenderedPageBreak/>
         <w:t>CHAPTER</w:t>
       </w:r>
       <w:r>
@@ -14852,7 +16245,6 @@
           <w:spacing w:val="-2"/>
           <w:sz w:val="28"/>
         </w:rPr>
-        <w:lastRenderedPageBreak/>
         <w:t>5.1</w:t>
       </w:r>
       <w:r>
@@ -14887,7 +16279,7 @@
           <w:sz w:val="28"/>
           <w:szCs w:val="28"/>
         </w:rPr>
-        <w:t xml:space="preserve">This project demonstrates a Low-Code Framework for Conversational AI Assistants integrating Retrieval-Augmented Generation (RAG) and Large Language Models (LLMs). The framework abstracts complex AI pipelines into modular, visual components, enabling non-technical users to design and deploy intelligent, context-aware chatbots with minimal effort. By combining semantic retrieval with generative reasoning, the system ensures accurate, explainable, and domain-specific responses, addressing key challenges such as data accessibility, scalability, and factual consistency. Experimental results indicate high retrieval precision, reduced hallucination rates, and significant reductions in development time compared to traditional chatbot approaches. </w:t>
+        <w:t>This project successfully demonstrates the design and development of a low-code framework for conversational AI assistants by integrating Retrieval-Augmented Generation (RAG) with Large Language Models (LLMs). The system effectively addresses the limitations of traditional chatbot solutions by combining semantic retrieval with generative capabilities, enabling accurate, context-aware, and domain-specific responses. The use of a low-code platform simplifies development and allows even non-technical users to build and deploy intelligent assistants.</w:t>
       </w:r>
     </w:p>
     <w:p>
@@ -14905,7 +16297,54 @@
           <w:sz w:val="28"/>
           <w:szCs w:val="28"/>
         </w:rPr>
-        <w:t>The framework also provides an extensible foundation for future integration with enterprise modules like ERP and CRM, promoting reusability and modular expansion. Overall, the proposed system contributes to democratizing AI adoption in enterprise environments by bridging the gap between technical complexity and user accessibility, paving the way for scalable, intelligent, and low-code conversational solutions.</w:t>
+        <w:t>The implementation was carried out in two phases, where Phase-1 focused on designing an intuitive and scalable user interface using Oracle APEX, and Phase-2 focused on backend integration and functional implementation of the RAG pipeline. The successful integration of document processing, embedding generation, vector storage, retrieval mechanisms, and LLM-based response generation transformed the system into a fully functional conversational AI framework.</w:t>
+      </w:r>
+    </w:p>
+    <w:p>
+      <w:pPr>
+        <w:spacing w:before="100" w:beforeAutospacing="1" w:after="100" w:afterAutospacing="1" w:line="360" w:lineRule="auto"/>
+        <w:ind w:left="142" w:firstLine="992"/>
+        <w:jc w:val="both"/>
+        <w:rPr>
+          <w:sz w:val="28"/>
+          <w:szCs w:val="28"/>
+        </w:rPr>
+      </w:pPr>
+      <w:r>
+        <w:rPr>
+          <w:sz w:val="28"/>
+          <w:szCs w:val="28"/>
+        </w:rPr>
+        <w:t>Overall, the project achieves its objective of providing a scalable, flexible, and user-friendly solution for building AI-powered assistants. The framework not only reduces development complexity but also ensures high performance and adaptability, making it suitable for real-world enterprise applications across various domains such as ERP, CRM, and customer support.</w:t>
+      </w:r>
+    </w:p>
+    <w:p>
+      <w:pPr>
+        <w:spacing w:before="100" w:beforeAutospacing="1" w:after="100" w:afterAutospacing="1" w:line="360" w:lineRule="auto"/>
+        <w:ind w:left="142" w:firstLine="992"/>
+        <w:jc w:val="both"/>
+        <w:rPr>
+          <w:sz w:val="28"/>
+          <w:szCs w:val="28"/>
+        </w:rPr>
+      </w:pPr>
+    </w:p>
+    <w:p>
+      <w:pPr>
+        <w:spacing w:before="100" w:beforeAutospacing="1" w:after="100" w:afterAutospacing="1" w:line="360" w:lineRule="auto"/>
+        <w:ind w:left="142" w:firstLine="992"/>
+        <w:jc w:val="both"/>
+        <w:rPr>
+          <w:sz w:val="28"/>
+          <w:szCs w:val="28"/>
+        </w:rPr>
+      </w:pPr>
+      <w:r>
+        <w:rPr>
+          <w:sz w:val="28"/>
+          <w:szCs w:val="28"/>
+        </w:rPr>
+        <w:t xml:space="preserve"> </w:t>
       </w:r>
     </w:p>
     <w:p>
@@ -14932,6 +16371,7 @@
           <w:spacing w:val="-2"/>
           <w:sz w:val="28"/>
         </w:rPr>
+        <w:lastRenderedPageBreak/>
         <w:t>5.2</w:t>
       </w:r>
       <w:r>
@@ -14982,45 +16422,7 @@
           <w:sz w:val="28"/>
           <w:szCs w:val="28"/>
         </w:rPr>
-        <w:t xml:space="preserve">             </w:t>
-      </w:r>
-      <w:r>
-        <w:rPr>
-          <w:sz w:val="28"/>
-          <w:szCs w:val="28"/>
-        </w:rPr>
-        <w:t xml:space="preserve">The proposed system can be further enhanced in several ways. First, fine-tuning tools can be integrated to enable domain adaptation of Large Language Models (LLMs) for specific enterprise requirements. Additionally, the framework can be extended with multi-modal capabilities to process text, image, and speech inputs, enabling richer and more natural human–AI interactions. Real-time collaboration and versioning features can also be introduced to support team-based development and shared workflows within the low-code environment. Furthermore, exploring edge deployment can improve data privacy, reduce latency, and support offline functionality for sensitive or distributed enterprise applications. </w:t>
-      </w:r>
-      <w:r>
-        <w:rPr>
-          <w:sz w:val="28"/>
-          <w:szCs w:val="28"/>
-        </w:rPr>
-        <w:lastRenderedPageBreak/>
-        <w:t>The framework can also include automated evaluation a</w:t>
-      </w:r>
-      <w:r>
-        <w:rPr>
-          <w:sz w:val="28"/>
-          <w:szCs w:val="28"/>
-        </w:rPr>
-        <w:t xml:space="preserve"> </w:t>
-      </w:r>
-      <w:proofErr w:type="spellStart"/>
-      <w:r>
-        <w:rPr>
-          <w:sz w:val="28"/>
-          <w:szCs w:val="28"/>
-        </w:rPr>
-        <w:t>nd</w:t>
-      </w:r>
-      <w:proofErr w:type="spellEnd"/>
-      <w:r>
-        <w:rPr>
-          <w:sz w:val="28"/>
-          <w:szCs w:val="28"/>
-        </w:rPr>
-        <w:t xml:space="preserve"> continuous learning modules to ensure consistent performance improvement and adaptability over time.</w:t>
+        <w:t>The proposed system can be further enhanced by incorporating advanced features and extending its capabilities to support more complex use cases. One potential improvement is the integration of fine-tuning mechanisms for Large Language Models (LLMs), allowing the system to adapt more effectively to specific enterprise domains. Additionally, support for multimodal inputs such as images, audio, and voice interactions can be introduced to enable richer and more interactive user experiences.</w:t>
       </w:r>
     </w:p>
     <w:p>
@@ -15040,14 +16442,7 @@
           <w:sz w:val="28"/>
           <w:szCs w:val="28"/>
         </w:rPr>
-        <w:t xml:space="preserve">              </w:t>
-      </w:r>
-      <w:r>
-        <w:rPr>
-          <w:sz w:val="28"/>
-          <w:szCs w:val="28"/>
-        </w:rPr>
-        <w:t xml:space="preserve">In addition, advanced analytics dashboards can be integrated to monitor model performance, query accuracy, and user engagement, allowing data-driven optimization and continuous improvement. Stronger enterprise-level security measures such as Single Sign-On (SSO), role-based access control, and encryption can be implemented to enhance compliance and protect sensitive business information. </w:t>
+        <w:t>Another important area of enhancement is the implementation of advanced analytics and monitoring dashboards. These dashboards can provide insights into user behavior, query patterns, system performance, and response accuracy, enabling data-driven improvements. Features such as real-time collaboration, workflow versioning, and role-based customization can also be added to support team-based development within the low-code environment.</w:t>
       </w:r>
     </w:p>
     <w:p>
@@ -15062,6 +16457,13 @@
           <w:szCs w:val="28"/>
         </w:rPr>
       </w:pPr>
+      <w:r>
+        <w:rPr>
+          <w:sz w:val="28"/>
+          <w:szCs w:val="28"/>
+        </w:rPr>
+        <w:t>Furthermore, the framework can be extended to support enterprise-grade requirements such as Single Sign-On (SSO), enhanced security mechanisms, and data encryption to ensure compliance and data protection. Exploring edge deployment and on-premise solutions can improve privacy and reduce latency for sensitive applications. Continuous learning mechanisms and automated evaluation pipelines can also be incorporated to enable the system to evolve and improve over time.</w:t>
+      </w:r>
     </w:p>
     <w:p>
       <w:pPr>
@@ -15075,6 +16477,20 @@
           <w:szCs w:val="28"/>
         </w:rPr>
       </w:pPr>
+      <w:r>
+        <w:rPr>
+          <w:sz w:val="28"/>
+          <w:szCs w:val="28"/>
+        </w:rPr>
+        <w:t xml:space="preserve">             </w:t>
+      </w:r>
+      <w:r>
+        <w:rPr>
+          <w:sz w:val="28"/>
+          <w:szCs w:val="28"/>
+        </w:rPr>
+        <w:t xml:space="preserve"> </w:t>
+      </w:r>
     </w:p>
     <w:p>
       <w:pPr>
@@ -15130,71 +16546,6 @@
     </w:p>
     <w:p>
       <w:pPr>
-        <w:widowControl/>
-        <w:autoSpaceDE/>
-        <w:autoSpaceDN/>
-        <w:spacing w:before="100" w:beforeAutospacing="1" w:after="100" w:afterAutospacing="1" w:line="360" w:lineRule="auto"/>
-        <w:jc w:val="both"/>
-        <w:rPr>
-          <w:sz w:val="28"/>
-          <w:szCs w:val="28"/>
-        </w:rPr>
-      </w:pPr>
-    </w:p>
-    <w:p>
-      <w:pPr>
-        <w:widowControl/>
-        <w:autoSpaceDE/>
-        <w:autoSpaceDN/>
-        <w:spacing w:before="100" w:beforeAutospacing="1" w:after="100" w:afterAutospacing="1" w:line="360" w:lineRule="auto"/>
-        <w:jc w:val="both"/>
-        <w:rPr>
-          <w:sz w:val="28"/>
-          <w:szCs w:val="28"/>
-        </w:rPr>
-      </w:pPr>
-    </w:p>
-    <w:p>
-      <w:pPr>
-        <w:widowControl/>
-        <w:autoSpaceDE/>
-        <w:autoSpaceDN/>
-        <w:spacing w:before="100" w:beforeAutospacing="1" w:after="100" w:afterAutospacing="1" w:line="360" w:lineRule="auto"/>
-        <w:jc w:val="both"/>
-        <w:rPr>
-          <w:sz w:val="28"/>
-          <w:szCs w:val="28"/>
-        </w:rPr>
-      </w:pPr>
-    </w:p>
-    <w:p>
-      <w:pPr>
-        <w:widowControl/>
-        <w:autoSpaceDE/>
-        <w:autoSpaceDN/>
-        <w:spacing w:before="100" w:beforeAutospacing="1" w:after="100" w:afterAutospacing="1" w:line="360" w:lineRule="auto"/>
-        <w:jc w:val="both"/>
-        <w:rPr>
-          <w:sz w:val="28"/>
-          <w:szCs w:val="28"/>
-        </w:rPr>
-      </w:pPr>
-    </w:p>
-    <w:p>
-      <w:pPr>
-        <w:widowControl/>
-        <w:autoSpaceDE/>
-        <w:autoSpaceDN/>
-        <w:spacing w:before="100" w:beforeAutospacing="1" w:after="100" w:afterAutospacing="1" w:line="360" w:lineRule="auto"/>
-        <w:jc w:val="both"/>
-        <w:rPr>
-          <w:sz w:val="28"/>
-          <w:szCs w:val="28"/>
-        </w:rPr>
-      </w:pPr>
-    </w:p>
-    <w:p>
-      <w:pPr>
         <w:pStyle w:val="Heading1"/>
         <w:spacing w:before="73"/>
         <w:ind w:left="363" w:right="1344"/>
@@ -15213,6 +16564,7 @@
           <w:bCs w:val="0"/>
           <w:szCs w:val="22"/>
         </w:rPr>
+        <w:lastRenderedPageBreak/>
         <w:t>REFERENCES</w:t>
       </w:r>
     </w:p>
@@ -15245,7 +16597,6 @@
           <w:szCs w:val="26"/>
           <w:lang w:val="en-US" w:eastAsia="en-US"/>
         </w:rPr>
-        <w:lastRenderedPageBreak/>
         <w:t xml:space="preserve">[1] Yue Yin, Stefan Decker (2025), </w:t>
       </w:r>
       <w:r>
@@ -16039,6 +17390,7 @@
           <w:sz w:val="28"/>
           <w:szCs w:val="28"/>
         </w:rPr>
+        <w:lastRenderedPageBreak/>
         <w:t xml:space="preserve">                                             </w:t>
       </w:r>
       <w:r>
@@ -16067,7 +17419,6 @@
           <w:sz w:val="26"/>
           <w:szCs w:val="26"/>
         </w:rPr>
-        <w:lastRenderedPageBreak/>
         <w:drawing>
           <wp:inline distT="0" distB="0" distL="0" distR="0" wp14:anchorId="0B15C2C5" wp14:editId="07777777">
             <wp:extent cx="7189126" cy="5288280"/>
@@ -16156,6 +17507,26 @@
         </w:rPr>
         <w:tab/>
       </w:r>
+    </w:p>
+    <w:p>
+      <w:pPr>
+        <w:tabs>
+          <w:tab w:val="left" w:pos="9108"/>
+        </w:tabs>
+        <w:rPr>
+          <w:lang w:val="en-IN" w:eastAsia="en-IN"/>
+        </w:rPr>
+      </w:pPr>
+    </w:p>
+    <w:p>
+      <w:pPr>
+        <w:tabs>
+          <w:tab w:val="left" w:pos="9108"/>
+        </w:tabs>
+        <w:rPr>
+          <w:lang w:val="en-IN" w:eastAsia="en-IN"/>
+        </w:rPr>
+      </w:pPr>
       <w:bookmarkStart w:id="7" w:name="_GoBack"/>
       <w:bookmarkEnd w:id="7"/>
     </w:p>
